--- a/case-file-dataman-number-guesser.docx
+++ b/case-file-dataman-number-guesser.docx
@@ -428,6 +428,18 @@
             <w:r>
               <w:t>9/8/2026</w:t>
             </w:r>
+            <w:r>
+              <w:t xml:space="preserve"> </w:t>
+            </w:r>
+            <w:r>
+              <w:t xml:space="preserve"> (</w:t>
+            </w:r>
+            <w:r>
+              <w:t>Rev</w:t>
+            </w:r>
+            <w:r>
+              <w:t>ised: 9/22/2026)</w:t>
+            </w:r>
           </w:p>
         </w:tc>
       </w:tr>
@@ -454,7 +466,23 @@
         <w:spacing w:after="140"/>
       </w:pPr>
       <w:r>
-        <w:t>Read both registers before you write anything. Part I describes the feature to a child. Part II describes it to an adult. Each contains information the other omits.</w:t>
+        <w:t xml:space="preserve">Read both registers before you write anything. Part I describes the </w:t>
+      </w:r>
+      <w:proofErr w:type="gramStart"/>
+      <w:r>
+        <w:t>feature</w:t>
+      </w:r>
+      <w:proofErr w:type="gramEnd"/>
+      <w:r>
+        <w:t xml:space="preserve"> </w:t>
+      </w:r>
+      <w:proofErr w:type="gramStart"/>
+      <w:r>
+        <w:t>to</w:t>
+      </w:r>
+      <w:proofErr w:type="gramEnd"/>
+      <w:r>
+        <w:t xml:space="preserve"> a child. Part II describes it to an adult. Each contains information the other omits.</w:t>
       </w:r>
     </w:p>
     <w:p>
@@ -652,7 +680,10 @@
           </w:tcPr>
           <w:p>
             <w:r>
-              <w:t>Number Guesser -Story</w:t>
+              <w:t>Number Guesser</w:t>
+            </w:r>
+            <w:r>
+              <w:t xml:space="preserve"> (Story)</w:t>
             </w:r>
           </w:p>
         </w:tc>
@@ -731,7 +762,7 @@
           </w:tcPr>
           <w:p>
             <w:r>
-              <w:t>Number Guesser - Parent</w:t>
+              <w:t>Electro Flash · Number Guesser · Wipe Out (Operating Notes)</w:t>
             </w:r>
           </w:p>
         </w:tc>
@@ -752,7 +783,15 @@
           </w:tcPr>
           <w:p>
             <w:r>
-              <w:t>Help builds skills in estimation and averaging</w:t>
+              <w:t xml:space="preserve">Help </w:t>
+            </w:r>
+            <w:proofErr w:type="gramStart"/>
+            <w:r>
+              <w:t>builds</w:t>
+            </w:r>
+            <w:proofErr w:type="gramEnd"/>
+            <w:r>
+              <w:t xml:space="preserve"> skills in estimation and averaging</w:t>
             </w:r>
           </w:p>
         </w:tc>
@@ -789,7 +828,7 @@
           </w:tcPr>
           <w:p>
             <w:r>
-              <w:t>Number Guesser - Parent</w:t>
+              <w:t>Electro Flash · Number Guesser · Wipe Out (Operating Notes)</w:t>
             </w:r>
           </w:p>
         </w:tc>
@@ -1012,7 +1051,16 @@
           </w:tcPr>
           <w:p>
             <w:r>
-              <w:t>Number Guesser - Story</w:t>
+              <w:t>Number Guesser</w:t>
+            </w:r>
+            <w:r>
+              <w:t xml:space="preserve"> (</w:t>
+            </w:r>
+            <w:r>
+              <w:t>Story</w:t>
+            </w:r>
+            <w:r>
+              <w:t>)</w:t>
             </w:r>
           </w:p>
         </w:tc>
@@ -1032,17 +1080,13 @@
             </w:tcMar>
           </w:tcPr>
           <w:p>
-            <w:r>
-              <w:t>Competitive player</w:t>
-            </w:r>
-            <w:r>
-              <w:t>(</w:t>
-            </w:r>
-            <w:r>
-              <w:t>child</w:t>
-            </w:r>
-            <w:r>
-              <w:t xml:space="preserve"> vs friends)</w:t>
+            <w:proofErr w:type="spellStart"/>
+            <w:r>
+              <w:t>DataMan</w:t>
+            </w:r>
+            <w:proofErr w:type="spellEnd"/>
+            <w:r>
+              <w:t xml:space="preserve"> (Number-picker)</w:t>
             </w:r>
           </w:p>
         </w:tc>
@@ -1058,10 +1102,7 @@
           </w:tcPr>
           <w:p>
             <w:r>
-              <w:t>Takes turn trying to guess the secret number in the fewest tries</w:t>
-            </w:r>
-            <w:r>
-              <w:t>.</w:t>
+              <w:t>Picks the secret number for the player to guess</w:t>
             </w:r>
           </w:p>
         </w:tc>
@@ -1077,13 +1118,7 @@
           </w:tcPr>
           <w:p>
             <w:r>
-              <w:t>“T</w:t>
-            </w:r>
-            <w:r>
-              <w:t>ake turns with your friends trying to guess the secret number in the fewest tries.</w:t>
-            </w:r>
-            <w:r>
-              <w:t>”</w:t>
+              <w:t>“I’ll pick a secret number for you to guess.”</w:t>
             </w:r>
           </w:p>
         </w:tc>
@@ -1099,7 +1134,7 @@
           </w:tcPr>
           <w:p>
             <w:r>
-              <w:t>Number Guesser – Story</w:t>
+              <w:t>Number Guesser (Story)</w:t>
             </w:r>
           </w:p>
         </w:tc>
@@ -1119,23 +1154,13 @@
             </w:tcMar>
           </w:tcPr>
           <w:p>
-            <w:r>
-              <w:t>Le</w:t>
-            </w:r>
-            <w:r>
-              <w:t>arner</w:t>
-            </w:r>
-            <w:r>
-              <w:t xml:space="preserve"> (</w:t>
-            </w:r>
-            <w:r>
-              <w:t>child</w:t>
-            </w:r>
-            <w:r>
-              <w:t xml:space="preserve"> </w:t>
-            </w:r>
-            <w:r>
-              <w:t>vs friends)</w:t>
+            <w:proofErr w:type="spellStart"/>
+            <w:r>
+              <w:t>DataMan</w:t>
+            </w:r>
+            <w:proofErr w:type="spellEnd"/>
+            <w:r>
+              <w:t xml:space="preserve"> (Hint Provider)</w:t>
             </w:r>
           </w:p>
         </w:tc>
@@ -1151,13 +1176,7 @@
           </w:tcPr>
           <w:p>
             <w:r>
-              <w:t>Finds secret numbers using estimation and averaging to de</w:t>
-            </w:r>
-            <w:r>
-              <w:t>velop math skills</w:t>
-            </w:r>
-            <w:r>
-              <w:t>.</w:t>
+              <w:t>Provides hints by displaying two numbers that the secret number is between.</w:t>
             </w:r>
           </w:p>
         </w:tc>
@@ -1173,15 +1192,15 @@
           </w:tcPr>
           <w:p>
             <w:r>
-              <w:t xml:space="preserve">“Children can take turns seeing who can find a secret number in the least guesses!” </w:t>
-            </w:r>
-            <w:r>
-              <w:t>&amp; “The strategy involved in getting to the answer in the fewest tries will help build</w:t>
-            </w:r>
-          </w:p>
-          <w:p>
-            <w:r>
-              <w:t>skills in estimation and averaging.”</w:t>
+              <w:t xml:space="preserve">“As you enter each guess, </w:t>
+            </w:r>
+            <w:proofErr w:type="spellStart"/>
+            <w:r>
+              <w:t>DataMan</w:t>
+            </w:r>
+            <w:proofErr w:type="spellEnd"/>
+            <w:r>
+              <w:t xml:space="preserve"> provides a hint by displaying two numbers that the secret number is between.”</w:t>
             </w:r>
           </w:p>
         </w:tc>
@@ -1197,7 +1216,7 @@
           </w:tcPr>
           <w:p>
             <w:r>
-              <w:t>Number Guesser – Parent</w:t>
+              <w:t>Electro Flash · Number Guesser · Wipe Out (Operating Notes)</w:t>
             </w:r>
           </w:p>
         </w:tc>
@@ -1218,7 +1237,7 @@
           </w:tcPr>
           <w:p>
             <w:r>
-              <w:t>Family/ friends</w:t>
+              <w:t>Competitive player(child vs friends)</w:t>
             </w:r>
           </w:p>
         </w:tc>
@@ -1233,11 +1252,13 @@
             </w:tcMar>
           </w:tcPr>
           <w:p>
-            <w:r>
-              <w:t>Participates together in playing or watching the game</w:t>
-            </w:r>
-            <w:r>
-              <w:t>.</w:t>
+            <w:proofErr w:type="gramStart"/>
+            <w:r>
+              <w:t>Takes</w:t>
+            </w:r>
+            <w:proofErr w:type="gramEnd"/>
+            <w:r>
+              <w:t xml:space="preserve"> turn trying to guess the secret number in the fewest tries.</w:t>
             </w:r>
           </w:p>
         </w:tc>
@@ -1253,10 +1274,10 @@
           </w:tcPr>
           <w:p>
             <w:r>
-              <w:t>“</w:t>
-            </w:r>
-            <w:r>
-              <w:t>As you play Number Guesser with your family or friends</w:t>
+              <w:t>“T</w:t>
+            </w:r>
+            <w:r>
+              <w:t>ake turns with your friends trying to guess the secret number in the fewest tries.</w:t>
             </w:r>
             <w:r>
               <w:t>”</w:t>
@@ -1275,7 +1296,7 @@
           </w:tcPr>
           <w:p>
             <w:r>
-              <w:t>Number Guesser – Story</w:t>
+              <w:t>Number Guesser (Story)</w:t>
             </w:r>
           </w:p>
         </w:tc>
@@ -1296,6 +1317,155 @@
           </w:tcPr>
           <w:p>
             <w:r>
+              <w:t>Learner (child vs friends)</w:t>
+            </w:r>
+          </w:p>
+        </w:tc>
+        <w:tc>
+          <w:tcPr>
+            <w:tcW w:w="2400" w:type="dxa"/>
+            <w:tcMar>
+              <w:top w:w="80" w:type="dxa"/>
+              <w:left w:w="110" w:type="dxa"/>
+              <w:bottom w:w="80" w:type="dxa"/>
+              <w:right w:w="110" w:type="dxa"/>
+            </w:tcMar>
+          </w:tcPr>
+          <w:p>
+            <w:r>
+              <w:t>Finds secret numbers using estimation and averaging to develop math skills.</w:t>
+            </w:r>
+          </w:p>
+        </w:tc>
+        <w:tc>
+          <w:tcPr>
+            <w:tcW w:w="3160" w:type="dxa"/>
+            <w:tcMar>
+              <w:top w:w="80" w:type="dxa"/>
+              <w:left w:w="110" w:type="dxa"/>
+              <w:bottom w:w="80" w:type="dxa"/>
+              <w:right w:w="110" w:type="dxa"/>
+            </w:tcMar>
+          </w:tcPr>
+          <w:p>
+            <w:r>
+              <w:t>“Children can take turns seeing who can find a secret number in the least guesses!” &amp; “The strategy involved in getting to the answer in the fewest tries will help build</w:t>
+            </w:r>
+          </w:p>
+          <w:p>
+            <w:r>
+              <w:t>skills in estimation and averaging.”</w:t>
+            </w:r>
+          </w:p>
+        </w:tc>
+        <w:tc>
+          <w:tcPr>
+            <w:tcW w:w="2000" w:type="dxa"/>
+            <w:tcMar>
+              <w:top w:w="80" w:type="dxa"/>
+              <w:left w:w="110" w:type="dxa"/>
+              <w:bottom w:w="80" w:type="dxa"/>
+              <w:right w:w="110" w:type="dxa"/>
+            </w:tcMar>
+          </w:tcPr>
+          <w:p>
+            <w:r>
+              <w:t>Electro Flash · Number Guesser · Wipe Out (Operating Notes)</w:t>
+            </w:r>
+          </w:p>
+        </w:tc>
+      </w:tr>
+      <w:tr>
+        <w:trPr>
+          <w:trHeight w:val="520"/>
+        </w:trPr>
+        <w:tc>
+          <w:tcPr>
+            <w:tcW w:w="1800" w:type="dxa"/>
+            <w:tcMar>
+              <w:top w:w="80" w:type="dxa"/>
+              <w:left w:w="110" w:type="dxa"/>
+              <w:bottom w:w="80" w:type="dxa"/>
+              <w:right w:w="110" w:type="dxa"/>
+            </w:tcMar>
+          </w:tcPr>
+          <w:p>
+            <w:r>
+              <w:t>Family/ friends</w:t>
+            </w:r>
+          </w:p>
+        </w:tc>
+        <w:tc>
+          <w:tcPr>
+            <w:tcW w:w="2400" w:type="dxa"/>
+            <w:tcMar>
+              <w:top w:w="80" w:type="dxa"/>
+              <w:left w:w="110" w:type="dxa"/>
+              <w:bottom w:w="80" w:type="dxa"/>
+              <w:right w:w="110" w:type="dxa"/>
+            </w:tcMar>
+          </w:tcPr>
+          <w:p>
+            <w:r>
+              <w:t>Participates together in playing or watching the game.</w:t>
+            </w:r>
+          </w:p>
+        </w:tc>
+        <w:tc>
+          <w:tcPr>
+            <w:tcW w:w="3160" w:type="dxa"/>
+            <w:tcMar>
+              <w:top w:w="80" w:type="dxa"/>
+              <w:left w:w="110" w:type="dxa"/>
+              <w:bottom w:w="80" w:type="dxa"/>
+              <w:right w:w="110" w:type="dxa"/>
+            </w:tcMar>
+          </w:tcPr>
+          <w:p>
+            <w:r>
+              <w:t>“</w:t>
+            </w:r>
+            <w:r>
+              <w:t>As you play Number Guesser with your family or friends</w:t>
+            </w:r>
+            <w:r>
+              <w:t>”</w:t>
+            </w:r>
+          </w:p>
+        </w:tc>
+        <w:tc>
+          <w:tcPr>
+            <w:tcW w:w="2000" w:type="dxa"/>
+            <w:tcMar>
+              <w:top w:w="80" w:type="dxa"/>
+              <w:left w:w="110" w:type="dxa"/>
+              <w:bottom w:w="80" w:type="dxa"/>
+              <w:right w:w="110" w:type="dxa"/>
+            </w:tcMar>
+          </w:tcPr>
+          <w:p>
+            <w:r>
+              <w:t>Number Guesser (Story)</w:t>
+            </w:r>
+          </w:p>
+        </w:tc>
+      </w:tr>
+      <w:tr>
+        <w:trPr>
+          <w:trHeight w:val="520"/>
+        </w:trPr>
+        <w:tc>
+          <w:tcPr>
+            <w:tcW w:w="1800" w:type="dxa"/>
+            <w:tcMar>
+              <w:top w:w="80" w:type="dxa"/>
+              <w:left w:w="110" w:type="dxa"/>
+              <w:bottom w:w="80" w:type="dxa"/>
+              <w:right w:w="110" w:type="dxa"/>
+            </w:tcMar>
+          </w:tcPr>
+          <w:p>
+            <w:r>
               <w:t>Whole Family</w:t>
             </w:r>
           </w:p>
@@ -1312,10 +1482,7 @@
           </w:tcPr>
           <w:p>
             <w:r>
-              <w:t>Partici</w:t>
-            </w:r>
-            <w:r>
-              <w:t>pates together as an audience or group in an educational setting.</w:t>
+              <w:t>Participates together as an audience or group in an educational setting.</w:t>
             </w:r>
           </w:p>
         </w:tc>
@@ -1353,7 +1520,7 @@
           </w:tcPr>
           <w:p>
             <w:r>
-              <w:t>Number Guesser - Parent</w:t>
+              <w:t>Electro Flash · Number Guesser · Wipe Out (Operating Notes)</w:t>
             </w:r>
           </w:p>
         </w:tc>
@@ -1586,16 +1753,7 @@
           </w:tcPr>
           <w:p>
             <w:r>
-              <w:t xml:space="preserve">Number Guesser </w:t>
-            </w:r>
-            <w:r>
-              <w:t>–</w:t>
-            </w:r>
-            <w:r>
-              <w:t xml:space="preserve"> Story</w:t>
-            </w:r>
-            <w:r>
-              <w:t xml:space="preserve"> &amp; Parent</w:t>
+              <w:t>Number Guesser (Story) &amp; Electro Flash · Number Guesser · Wipe Out (Operating Notes)</w:t>
             </w:r>
           </w:p>
         </w:tc>
@@ -1650,8 +1808,13 @@
             <w:r>
               <w:t>“</w:t>
             </w:r>
-            <w:r>
-              <w:t>and the Number Guesser key: [???]</w:t>
+            <w:proofErr w:type="gramStart"/>
+            <w:r>
+              <w:t>and</w:t>
+            </w:r>
+            <w:proofErr w:type="gramEnd"/>
+            <w:r>
+              <w:t xml:space="preserve"> the Number Guesser key: [???]</w:t>
             </w:r>
             <w:r>
               <w:t>” &amp; “and then press the [NUMBER</w:t>
@@ -1675,7 +1838,7 @@
           </w:tcPr>
           <w:p>
             <w:r>
-              <w:t>Number Guesser – Story &amp; Parent</w:t>
+              <w:t>Number Guesser (Story) &amp; Electro Flash · Number Guesser · Wipe Out (Operating Notes)</w:t>
             </w:r>
           </w:p>
         </w:tc>
@@ -1696,6 +1859,7 @@
           </w:tcPr>
           <w:p>
             <w:r>
+              <w:lastRenderedPageBreak/>
               <w:t>Guess Entry</w:t>
             </w:r>
           </w:p>
@@ -1728,13 +1892,7 @@
           </w:tcPr>
           <w:p>
             <w:r>
-              <w:t>“You enter</w:t>
-            </w:r>
-            <w:r>
-              <w:t xml:space="preserve"> </w:t>
-            </w:r>
-            <w:r>
-              <w:t>your guess.”</w:t>
+              <w:t>“You enter your guess.”</w:t>
             </w:r>
           </w:p>
         </w:tc>
@@ -1750,7 +1908,7 @@
           </w:tcPr>
           <w:p>
             <w:r>
-              <w:t>Number Guesser- Story</w:t>
+              <w:t>Number Guesser (Story)</w:t>
             </w:r>
           </w:p>
         </w:tc>
@@ -1803,13 +1961,7 @@
           </w:tcPr>
           <w:p>
             <w:r>
-              <w:t>“I'll pick a new</w:t>
-            </w:r>
-            <w:r>
-              <w:t xml:space="preserve"> </w:t>
-            </w:r>
-            <w:r>
-              <w:t>secret number each time you press [???]”</w:t>
+              <w:t>“I'll pick a new secret number each time you press [???]”</w:t>
             </w:r>
           </w:p>
         </w:tc>
@@ -1825,7 +1977,7 @@
           </w:tcPr>
           <w:p>
             <w:r>
-              <w:t>Number Guesser- Story</w:t>
+              <w:t>Number Guesser (Story)</w:t>
             </w:r>
           </w:p>
         </w:tc>
@@ -1960,19 +2112,7 @@
           </w:tcPr>
           <w:p>
             <w:r>
-              <w:t>S</w:t>
-            </w:r>
-            <w:r>
-              <w:t>elects a s</w:t>
-            </w:r>
-            <w:r>
-              <w:t>ecret number</w:t>
-            </w:r>
-            <w:r>
-              <w:t xml:space="preserve"> and</w:t>
-            </w:r>
-            <w:r>
-              <w:t xml:space="preserve"> range selection</w:t>
+              <w:t>Selects a secret number and range selection</w:t>
             </w:r>
           </w:p>
         </w:tc>
@@ -2010,7 +2150,7 @@
           </w:tcPr>
           <w:p>
             <w:r>
-              <w:t>Number Guesser- Story</w:t>
+              <w:t>Number Guesser (Story)</w:t>
             </w:r>
           </w:p>
         </w:tc>
@@ -2031,7 +2171,6 @@
           </w:tcPr>
           <w:p>
             <w:r>
-              <w:lastRenderedPageBreak/>
               <w:t xml:space="preserve">Generates </w:t>
             </w:r>
             <w:r>
@@ -2067,7 +2206,7 @@
           </w:tcPr>
           <w:p>
             <w:r>
-              <w:t>Number Guesser- Story</w:t>
+              <w:t>Number Guesser (Story)</w:t>
             </w:r>
           </w:p>
         </w:tc>
@@ -2106,8 +2245,13 @@
             <w:r>
               <w:t>“</w:t>
             </w:r>
-            <w:r>
-              <w:t>displays the total number of guesses that were taken.</w:t>
+            <w:proofErr w:type="gramStart"/>
+            <w:r>
+              <w:t>displays</w:t>
+            </w:r>
+            <w:proofErr w:type="gramEnd"/>
+            <w:r>
+              <w:t xml:space="preserve"> the total number of guesses that were taken.</w:t>
             </w:r>
             <w:r>
               <w:t>”</w:t>
@@ -2126,7 +2270,7 @@
           </w:tcPr>
           <w:p>
             <w:r>
-              <w:t>Number Guesser - Parent</w:t>
+              <w:t>Electro Flash · Number Guesser · Wipe Out (Operating Notes)</w:t>
             </w:r>
           </w:p>
         </w:tc>
@@ -2147,16 +2291,7 @@
           </w:tcPr>
           <w:p>
             <w:r>
-              <w:t xml:space="preserve">Gives a </w:t>
-            </w:r>
-            <w:r>
-              <w:t xml:space="preserve">hint after each </w:t>
-            </w:r>
-            <w:r>
-              <w:t>g</w:t>
-            </w:r>
-            <w:r>
-              <w:t>uess</w:t>
+              <w:t>Gives a hint after each guess</w:t>
             </w:r>
           </w:p>
         </w:tc>
@@ -2201,7 +2336,7 @@
           </w:tcPr>
           <w:p>
             <w:r>
-              <w:t>Number Guesser - Parent</w:t>
+              <w:t>Electro Flash · Number Guesser · Wipe Out (Operating Notes)</w:t>
             </w:r>
           </w:p>
         </w:tc>
@@ -2360,10 +2495,7 @@
           </w:tcPr>
           <w:p>
             <w:r>
-              <w:t xml:space="preserve">Two-number </w:t>
-            </w:r>
-            <w:r>
-              <w:t>hint</w:t>
+              <w:t>Two-number hint</w:t>
             </w:r>
           </w:p>
         </w:tc>
@@ -2379,10 +2511,7 @@
           </w:tcPr>
           <w:p>
             <w:r>
-              <w:t>As each guess is enter</w:t>
-            </w:r>
-            <w:r>
-              <w:t>ed</w:t>
+              <w:t>As each guess is entered</w:t>
             </w:r>
           </w:p>
         </w:tc>
@@ -2398,10 +2527,7 @@
           </w:tcPr>
           <w:p>
             <w:r>
-              <w:t>“</w:t>
-            </w:r>
-            <w:r>
-              <w:t xml:space="preserve">As you enter each guess, </w:t>
+              <w:t xml:space="preserve">“As you enter each guess, </w:t>
             </w:r>
             <w:proofErr w:type="spellStart"/>
             <w:r>
@@ -2409,16 +2535,7 @@
             </w:r>
             <w:proofErr w:type="spellEnd"/>
             <w:r>
-              <w:t xml:space="preserve"> provides a hint by displaying two numbers that the</w:t>
-            </w:r>
-            <w:r>
-              <w:t xml:space="preserve"> </w:t>
-            </w:r>
-            <w:r>
-              <w:t>secret number is between.</w:t>
-            </w:r>
-            <w:r>
-              <w:t>”</w:t>
+              <w:t xml:space="preserve"> provides a hint by displaying two numbers that the secret number is between.”</w:t>
             </w:r>
           </w:p>
         </w:tc>
@@ -2434,7 +2551,7 @@
           </w:tcPr>
           <w:p>
             <w:r>
-              <w:t>Number Guesser - Parent</w:t>
+              <w:t>Electro Flash · Number Guesser · Wipe Out (Operating Notes)</w:t>
             </w:r>
           </w:p>
         </w:tc>
@@ -2509,7 +2626,16 @@
           </w:tcPr>
           <w:p>
             <w:r>
-              <w:t>Number Guesser - Story</w:t>
+              <w:t>Number Guesser</w:t>
+            </w:r>
+            <w:r>
+              <w:t xml:space="preserve"> (</w:t>
+            </w:r>
+            <w:r>
+              <w:t>Story</w:t>
+            </w:r>
+            <w:r>
+              <w:t>)</w:t>
             </w:r>
           </w:p>
         </w:tc>
@@ -2592,7 +2718,7 @@
           </w:tcPr>
           <w:p>
             <w:r>
-              <w:t>Number Guesser - Parent</w:t>
+              <w:t>Electro Flash · Number Guesser · Wipe Out (Operating Notes)</w:t>
             </w:r>
           </w:p>
         </w:tc>
@@ -2661,6 +2787,7 @@
                 <w:sz w:val="19"/>
                 <w:szCs w:val="19"/>
               </w:rPr>
+              <w:lastRenderedPageBreak/>
               <w:t>Feedback behavior</w:t>
             </w:r>
           </w:p>
@@ -2786,19 +2913,7 @@
           </w:tcPr>
           <w:p>
             <w:r>
-              <w:t>“</w:t>
-            </w:r>
-            <w:r>
-              <w:t>The secret</w:t>
-            </w:r>
-            <w:r>
-              <w:t xml:space="preserve"> </w:t>
-            </w:r>
-            <w:r>
-              <w:t>number is always somewhere between the two numbers I show you.</w:t>
-            </w:r>
-            <w:r>
-              <w:t>”</w:t>
+              <w:t>“The secret number is always somewhere between the two numbers I show you.”</w:t>
             </w:r>
           </w:p>
         </w:tc>
@@ -2814,7 +2929,16 @@
           </w:tcPr>
           <w:p>
             <w:r>
-              <w:t>Number Guesser - Story</w:t>
+              <w:t>Number Guesser</w:t>
+            </w:r>
+            <w:r>
+              <w:t xml:space="preserve"> (</w:t>
+            </w:r>
+            <w:r>
+              <w:t>Story</w:t>
+            </w:r>
+            <w:r>
+              <w:t>)</w:t>
             </w:r>
           </w:p>
         </w:tc>
@@ -2850,8 +2974,13 @@
             </w:tcMar>
           </w:tcPr>
           <w:p>
-            <w:r>
-              <w:t>Helps the player determine where the secret number is located</w:t>
+            <w:proofErr w:type="gramStart"/>
+            <w:r>
+              <w:t>Helps</w:t>
+            </w:r>
+            <w:proofErr w:type="gramEnd"/>
+            <w:r>
+              <w:t xml:space="preserve"> the player determine where the secret number is located</w:t>
             </w:r>
           </w:p>
         </w:tc>
@@ -2867,10 +2996,7 @@
           </w:tcPr>
           <w:p>
             <w:r>
-              <w:t>“</w:t>
-            </w:r>
-            <w:r>
-              <w:t xml:space="preserve">As you enter each guess, </w:t>
+              <w:t xml:space="preserve">“As you enter each guess, </w:t>
             </w:r>
             <w:proofErr w:type="spellStart"/>
             <w:r>
@@ -2878,16 +3004,7 @@
             </w:r>
             <w:proofErr w:type="spellEnd"/>
             <w:r>
-              <w:t xml:space="preserve"> provides a hint by displaying two numbers that the</w:t>
-            </w:r>
-            <w:r>
-              <w:t xml:space="preserve"> </w:t>
-            </w:r>
-            <w:r>
-              <w:t>secret number is between.</w:t>
-            </w:r>
-            <w:r>
-              <w:t>”</w:t>
+              <w:t xml:space="preserve"> provides a hint by displaying two numbers that the secret number is between.”</w:t>
             </w:r>
           </w:p>
         </w:tc>
@@ -2903,10 +3020,7 @@
           </w:tcPr>
           <w:p>
             <w:r>
-              <w:t xml:space="preserve">Number Guesser - </w:t>
-            </w:r>
-            <w:r>
-              <w:t>Parent</w:t>
+              <w:t>Electro Flash · Number Guesser · Wipe Out (Operating Notes)</w:t>
             </w:r>
           </w:p>
         </w:tc>
@@ -3027,7 +3141,6 @@
                 <w:sz w:val="19"/>
                 <w:szCs w:val="19"/>
               </w:rPr>
-              <w:lastRenderedPageBreak/>
               <w:t>Statement</w:t>
             </w:r>
           </w:p>
@@ -3387,7 +3500,7 @@
           </w:tcPr>
           <w:p>
             <w:r>
-              <w:t>Number Guesser – Story and Parents Sections</w:t>
+              <w:t>Number Guesser (Story) and Electro Flash · Number Guesser · Wipe Out (Operating Notes)</w:t>
             </w:r>
           </w:p>
         </w:tc>
@@ -3440,7 +3553,7 @@
           </w:tcPr>
           <w:p>
             <w:r>
-              <w:t>Number Guesser – Story and Parents Sections</w:t>
+              <w:t>Number Guesser (Story) and Electro Flash · Number Guesser · Wipe Out (Operating Notes)</w:t>
             </w:r>
           </w:p>
         </w:tc>
@@ -3456,7 +3569,15 @@
           </w:tcPr>
           <w:p>
             <w:r>
-              <w:t>Both versions mention a light show when the secret number is found, but neither explains what the light show actually does or looks like.</w:t>
+              <w:t xml:space="preserve">Both versions mention a light show when the secret number is found, but neither explains what the light show </w:t>
+            </w:r>
+            <w:proofErr w:type="gramStart"/>
+            <w:r>
+              <w:t>actually does</w:t>
+            </w:r>
+            <w:proofErr w:type="gramEnd"/>
+            <w:r>
+              <w:t xml:space="preserve"> or looks like.</w:t>
             </w:r>
           </w:p>
         </w:tc>
@@ -3477,6 +3598,7 @@
           </w:tcPr>
           <w:p>
             <w:r>
+              <w:lastRenderedPageBreak/>
               <w:t>Is the secret number randomly generated?</w:t>
             </w:r>
           </w:p>
@@ -3493,7 +3615,7 @@
           </w:tcPr>
           <w:p>
             <w:r>
-              <w:t>Number Guesser – Story and Parents Sections</w:t>
+              <w:t>Number Guesser (Story) and Electro Flash · Number Guesser · Wipe Out (Operating Notes)</w:t>
             </w:r>
           </w:p>
         </w:tc>
@@ -3605,19 +3727,22 @@
         <w:t xml:space="preserve"> </w:t>
       </w:r>
       <w:r>
-        <w:t>Number Guesser – Story</w:t>
+        <w:t>Number Guesser</w:t>
+      </w:r>
+      <w:r>
+        <w:t xml:space="preserve"> (</w:t>
+      </w:r>
+      <w:r>
+        <w:t>Story</w:t>
+      </w:r>
+      <w:r>
+        <w:t>)</w:t>
       </w:r>
       <w:r>
         <w:t>:</w:t>
       </w:r>
       <w:r>
-        <w:t xml:space="preserve"> “</w:t>
-      </w:r>
-      <w:r>
-        <w:t>One thing that annoys AntiMath and makes him green with envy is people having fun with numbers and mathematics!</w:t>
-      </w:r>
-      <w:r>
-        <w:t>”</w:t>
+        <w:t xml:space="preserve"> “One thing that annoys AntiMath and makes him green with envy is people having fun with numbers and mathematics!”</w:t>
       </w:r>
     </w:p>
     <w:p>
@@ -3645,8 +3770,23 @@
           <w:b/>
           <w:bCs/>
         </w:rPr>
-        <w:lastRenderedPageBreak/>
-        <w:t>Part II says (quote), or is silent:</w:t>
+        <w:t>Part II says (quote</w:t>
+      </w:r>
+      <w:proofErr w:type="gramStart"/>
+      <w:r>
+        <w:rPr>
+          <w:b/>
+          <w:bCs/>
+        </w:rPr>
+        <w:t>), or</w:t>
+      </w:r>
+      <w:proofErr w:type="gramEnd"/>
+      <w:r>
+        <w:rPr>
+          <w:b/>
+          <w:bCs/>
+        </w:rPr>
+        <w:t xml:space="preserve"> is silent:</w:t>
       </w:r>
       <w:r>
         <w:rPr>
@@ -3656,10 +3796,13 @@
         <w:t xml:space="preserve"> </w:t>
       </w:r>
       <w:r>
-        <w:t xml:space="preserve"> Number Guesser – Parent: </w:t>
-      </w:r>
-      <w:r>
-        <w:t>“Number Guesser is an educational game of number strategy the whole family will enjoy.”</w:t>
+        <w:t xml:space="preserve"> </w:t>
+      </w:r>
+      <w:r>
+        <w:t>Number Guesser (Story) and Electro Flash · Number Guesser · Wipe Out (Operating Notes)</w:t>
+      </w:r>
+      <w:r>
+        <w:t>: “Number Guesser is an educational game of number strategy the whole family will enjoy.”</w:t>
       </w:r>
     </w:p>
     <w:p>
@@ -3700,7 +3843,39 @@
           <w:b/>
           <w:bCs/>
         </w:rPr>
-        <w:t>Why this matters to an analyst:</w:t>
+        <w:t xml:space="preserve">Why </w:t>
+      </w:r>
+      <w:proofErr w:type="gramStart"/>
+      <w:r>
+        <w:rPr>
+          <w:b/>
+          <w:bCs/>
+        </w:rPr>
+        <w:t>this</w:t>
+      </w:r>
+      <w:proofErr w:type="gramEnd"/>
+      <w:r>
+        <w:rPr>
+          <w:b/>
+          <w:bCs/>
+        </w:rPr>
+        <w:t xml:space="preserve"> </w:t>
+      </w:r>
+      <w:proofErr w:type="gramStart"/>
+      <w:r>
+        <w:rPr>
+          <w:b/>
+          <w:bCs/>
+        </w:rPr>
+        <w:t>matters</w:t>
+      </w:r>
+      <w:proofErr w:type="gramEnd"/>
+      <w:r>
+        <w:rPr>
+          <w:b/>
+          <w:bCs/>
+        </w:rPr>
+        <w:t xml:space="preserve"> to an analyst:</w:t>
       </w:r>
     </w:p>
     <w:p>
@@ -3762,7 +3937,15 @@
         <w:spacing w:after="80"/>
       </w:pPr>
       <w:r>
-        <w:t>Every quote names the section it came from.</w:t>
+        <w:t xml:space="preserve">Every quote </w:t>
+      </w:r>
+      <w:proofErr w:type="gramStart"/>
+      <w:r>
+        <w:t>names</w:t>
+      </w:r>
+      <w:proofErr w:type="gramEnd"/>
+      <w:r>
+        <w:t xml:space="preserve"> the section it came from.</w:t>
       </w:r>
     </w:p>
     <w:p>
